--- a/paper/ARWLF_Naman_PM.docx
+++ b/paper/ARWLF_Naman_PM.docx
@@ -13917,7 +13917,7 @@
         <w:t>ter_root_snapshot_capture</w:t>
       </w:r>
       <w:r>
-        <w:t xml:space="preserve"> regenerates each deterministically from its seed. A snapshot header also stores capture metadata (elapsed time, peak memory, commit and a header checksum), so a regenerated file is compared by the SHA-256 of all other bytes, which cover every list entry; three of the ten roots, including the dimension-108 calibration root 0x1001, were regenerated in this way and matched. Reproducing native timings requires those snapshots, a Release build with AVX2, and the machine protocol of Section 7.3. The archive location and persistent identifier will be supplied at submission.</w:t>
+        <w:t xml:space="preserve"> regenerates each deterministically from its seed. A snapshot header also stores capture metadata (elapsed time, peak memory, commit and a header checksum), so a regenerated file is compared by the SHA-256 of all other bytes, which cover every list entry; three of the ten roots, including the dimension-108 calibration root 0x1001, were regenerated in this way and matched. Reproducing native timings requires those snapshots, a Release build with AVX2, and the machine protocol of Section 7.3. The source archive, together with the repository's complete git history that the source recovery above requires, is deposited at Zenodo (https://doi.org/10.5281/zenodo.23353316).</w:t>
       </w:r>
     </w:p>
     <w:p>

--- a/paper/ARWLF_Naman_PM.docx
+++ b/paper/ARWLF_Naman_PM.docx
@@ -13917,7 +13917,7 @@
         <w:t>ter_root_snapshot_capture</w:t>
       </w:r>
       <w:r>
-        <w:t xml:space="preserve"> regenerates each deterministically from its seed. A snapshot header also stores capture metadata (elapsed time, peak memory, commit and a header checksum), so a regenerated file is compared by the SHA-256 of all other bytes, which cover every list entry; three of the ten roots, including the dimension-108 calibration root 0x1001, were regenerated in this way and matched. Reproducing native timings requires those snapshots, a Release build with AVX2, and the machine protocol of Section 7.3. The source archive, together with the repository's complete git history that the source recovery above requires, is deposited at Zenodo (https://doi.org/10.5281/zenodo.23353316).</w:t>
+        <w:t xml:space="preserve"> regenerates each deterministically from its seed. A snapshot header also stores capture metadata (elapsed time, peak memory, commit and a header checksum), so a regenerated file is compared by the SHA-256 of all other bytes, which cover every list entry; three of the ten roots, including the dimension-108 calibration root 0x1001, were regenerated in this way and matched. Reproducing native timings requires those snapshots, a Release build with AVX2, and the machine protocol of Section 7.3. The source archive, together with the repository's complete git history that the source recovery above requires, is deposited at Zenodo (https://doi.org/10.5281/zenodo.23353466).</w:t>
       </w:r>
     </w:p>
     <w:p>
